--- a/pr-preview/pr-95/index-tracked-changes.docx
+++ b/pr-preview/pr-95/index-tracked-changes.docx
@@ -16,7 +16,7 @@
       </w:pPr>
       <w:del w:id="1" w:author="PR Preview" w:date="2026-01-01T00:00:00Z">
         <w:r>
-          <w:delText xml:space="preserve">Last modified: 2026-10-08 18:31:00 (PDT)</w:delText>
+          <w:delText xml:space="preserve">Last modified: 2026-10-08 23:15:22 (PDT)</w:delText>
         </w:r>
       </w:del>
     </w:p>
@@ -26,7 +26,7 @@
       </w:pPr>
       <w:ins w:id="2" w:author="PR Preview" w:date="2026-01-01T00:00:00Z">
         <w:r>
-          <w:t xml:space="preserve">Last modified: 2026-10-08 19:32:38 (PDT)</w:t>
+          <w:t xml:space="preserve">Last modified: 2026-10-09 01:12:45 (PDT)</w:t>
         </w:r>
       </w:ins>
     </w:p>

--- a/pr-preview/pr-95/index-tracked-changes.docx
+++ b/pr-preview/pr-95/index-tracked-changes.docx
@@ -16,7 +16,7 @@
       </w:pPr>
       <w:del w:id="1" w:author="PR Preview" w:date="2026-01-01T00:00:00Z">
         <w:r>
-          <w:delText xml:space="preserve">Last modified: 2026-10-08 23:15:22 (PDT)</w:delText>
+          <w:delText xml:space="preserve">Last modified: 2026-10-09 13:41:56 (PDT)</w:delText>
         </w:r>
       </w:del>
     </w:p>
@@ -26,7 +26,7 @@
       </w:pPr>
       <w:ins w:id="2" w:author="PR Preview" w:date="2026-01-01T00:00:00Z">
         <w:r>
-          <w:t xml:space="preserve">Last modified: 2026-10-09 01:12:45 (PDT)</w:t>
+          <w:t xml:space="preserve">Last modified: 2026-10-09 16:39:05 (PDT)</w:t>
         </w:r>
       </w:ins>
     </w:p>
@@ -287,7 +287,7 @@
         <w:pStyle w:val="FirstParagraph"/>
       </w:pPr>
       <w:r>
-        <w:t xml:space="preserve">Methods, illustrated with the HERS data:</w:t>
+        <w:t xml:space="preserve">Methods:</w:t>
       </w:r>
     </w:p>
     <w:p>
@@ -391,55 +391,39 @@
         </w:numPr>
       </w:pPr>
       <w:hyperlink r:id="rId19">
-        <w:del w:id="3" w:author="PR Preview" w:date="2026-01-01T00:00:00Z">
-          <w:r>
-            <w:rPr>
-              <w:rStyle w:val="Hyperlink"/>
-            </w:rPr>
-            <w:delText xml:space="preserve">Validating predictions</w:delText>
-          </w:r>
-        </w:del>
+        <w:r>
+          <w:rPr>
+            <w:rStyle w:val="Hyperlink"/>
+          </w:rPr>
+          <w:t xml:space="preserve">Validating predictions</w:t>
+        </w:r>
       </w:hyperlink>
-      <w:del w:id="4" w:author="PR Preview" w:date="2026-01-01T00:00:00Z">
-        <w:r>
-          <w:delText xml:space="preserve">:</w:delText>
-        </w:r>
-      </w:del>
-      <w:del w:id="5" w:author="PR Preview" w:date="2026-01-01T00:00:00Z">
-        <w:r>
-          <w:delText xml:space="preserve"> </w:delText>
-        </w:r>
-      </w:del>
-      <w:del w:id="6" w:author="PR Preview" w:date="2026-01-01T00:00:00Z">
-        <w:r>
-          <w:delText xml:space="preserve">overfitting, generalization error, training/validation/test splits,</w:delText>
-        </w:r>
-      </w:del>
-      <w:del w:id="7" w:author="PR Preview" w:date="2026-01-01T00:00:00Z">
-        <w:r>
-          <w:delText xml:space="preserve"> </w:delText>
-        </w:r>
-      </w:del>
+      <w:r>
+        <w:t xml:space="preserve">:</w:t>
+      </w:r>
+      <w:r>
+        <w:t xml:space="preserve"> </w:t>
+      </w:r>
+      <w:r>
+        <w:t xml:space="preserve">overfitting, generalization error, training/validation/test splits,</w:t>
+      </w:r>
+      <w:r>
+        <w:t xml:space="preserve"> </w:t>
+      </w:r>
       <m:oMath>
         <m:r>
           <m:t>k</m:t>
         </m:r>
       </m:oMath>
-      <w:del w:id="8" w:author="PR Preview" w:date="2026-01-01T00:00:00Z">
-        <w:r>
-          <w:delText xml:space="preserve">-fold and leave-one-out cross-validation,</w:delText>
-        </w:r>
-      </w:del>
-      <w:del w:id="9" w:author="PR Preview" w:date="2026-01-01T00:00:00Z">
-        <w:r>
-          <w:delText xml:space="preserve"> </w:delText>
-        </w:r>
-      </w:del>
-      <w:del w:id="10" w:author="PR Preview" w:date="2026-01-01T00:00:00Z">
-        <w:r>
-          <w:delText xml:space="preserve">and choosing a model by cross-validation.</w:delText>
-        </w:r>
-      </w:del>
+      <w:r>
+        <w:t xml:space="preserve">-fold and leave-one-out cross-validation,</w:t>
+      </w:r>
+      <w:r>
+        <w:t xml:space="preserve"> </w:t>
+      </w:r>
+      <w:r>
+        <w:t xml:space="preserve">and choosing a model by cross-validation;</w:t>
+      </w:r>
     </w:p>
     <w:p>
       <w:pPr>
@@ -449,100 +433,29 @@
           <w:numId w:val="1003"/>
         </w:numPr>
       </w:pPr>
-      <w:hyperlink r:id="rId19">
-        <w:ins w:id="11" w:author="PR Preview" w:date="2026-01-01T00:00:00Z">
-          <w:r>
-            <w:rPr>
-              <w:rStyle w:val="Hyperlink"/>
-            </w:rPr>
-            <w:t xml:space="preserve">Validating predictions</w:t>
-          </w:r>
-        </w:ins>
+      <w:hyperlink r:id="rId20">
+        <w:r>
+          <w:rPr>
+            <w:rStyle w:val="Hyperlink"/>
+          </w:rPr>
+          <w:t xml:space="preserve">Classification and diagnostic tests</w:t>
+        </w:r>
       </w:hyperlink>
-      <w:ins w:id="12" w:author="PR Preview" w:date="2026-01-01T00:00:00Z">
-        <w:r>
-          <w:t xml:space="preserve">:</w:t>
-        </w:r>
-      </w:ins>
-      <w:ins w:id="13" w:author="PR Preview" w:date="2026-01-01T00:00:00Z">
-        <w:r>
-          <w:t xml:space="preserve"> </w:t>
-        </w:r>
-      </w:ins>
-      <w:ins w:id="14" w:author="PR Preview" w:date="2026-01-01T00:00:00Z">
-        <w:r>
-          <w:t xml:space="preserve">overfitting, generalization error, training/validation/test splits,</w:t>
-        </w:r>
-      </w:ins>
-      <w:ins w:id="15" w:author="PR Preview" w:date="2026-01-01T00:00:00Z">
-        <w:r>
-          <w:t xml:space="preserve"> </w:t>
-        </w:r>
-      </w:ins>
-      <m:oMath>
-        <m:r>
-          <m:t>k</m:t>
-        </m:r>
-      </m:oMath>
-      <w:ins w:id="16" w:author="PR Preview" w:date="2026-01-01T00:00:00Z">
-        <w:r>
-          <w:t xml:space="preserve">-fold and leave-one-out cross-validation,</w:t>
-        </w:r>
-      </w:ins>
-      <w:ins w:id="17" w:author="PR Preview" w:date="2026-01-01T00:00:00Z">
-        <w:r>
-          <w:t xml:space="preserve"> </w:t>
-        </w:r>
-      </w:ins>
-      <w:ins w:id="18" w:author="PR Preview" w:date="2026-01-01T00:00:00Z">
-        <w:r>
-          <w:t xml:space="preserve">and choosing a model by cross-validation;</w:t>
-        </w:r>
-      </w:ins>
-    </w:p>
-    <w:p>
-      <w:pPr>
-        <w:pStyle w:val="Compact"/>
-        <w:numPr>
-          <w:ilvl w:val="0"/>
-          <w:numId w:val="1003"/>
-        </w:numPr>
-      </w:pPr>
-      <w:hyperlink r:id="rId20">
-        <w:ins w:id="19" w:author="PR Preview" w:date="2026-01-01T00:00:00Z">
-          <w:r>
-            <w:rPr>
-              <w:rStyle w:val="Hyperlink"/>
-            </w:rPr>
-            <w:t xml:space="preserve">Classification and diagnostic tests</w:t>
-          </w:r>
-        </w:ins>
-      </w:hyperlink>
-      <w:ins w:id="20" w:author="PR Preview" w:date="2026-01-01T00:00:00Z">
-        <w:r>
-          <w:t xml:space="preserve">:</w:t>
-        </w:r>
-      </w:ins>
-      <w:ins w:id="21" w:author="PR Preview" w:date="2026-01-01T00:00:00Z">
-        <w:r>
-          <w:t xml:space="preserve"> </w:t>
-        </w:r>
-      </w:ins>
-      <w:ins w:id="22" w:author="PR Preview" w:date="2026-01-01T00:00:00Z">
-        <w:r>
-          <w:t xml:space="preserve">sensitivity, specificity, prevalence,</w:t>
-        </w:r>
-      </w:ins>
-      <w:ins w:id="23" w:author="PR Preview" w:date="2026-01-01T00:00:00Z">
-        <w:r>
-          <w:t xml:space="preserve"> </w:t>
-        </w:r>
-      </w:ins>
-      <w:ins w:id="24" w:author="PR Preview" w:date="2026-01-01T00:00:00Z">
-        <w:r>
-          <w:t xml:space="preserve">and positive and negative predictive values.</w:t>
-        </w:r>
-      </w:ins>
+      <w:r>
+        <w:t xml:space="preserve">:</w:t>
+      </w:r>
+      <w:r>
+        <w:t xml:space="preserve"> </w:t>
+      </w:r>
+      <w:r>
+        <w:t xml:space="preserve">sensitivity, specificity, prevalence,</w:t>
+      </w:r>
+      <w:r>
+        <w:t xml:space="preserve"> </w:t>
+      </w:r>
+      <w:r>
+        <w:t xml:space="preserve">and positive and negative predictive values.</w:t>
+      </w:r>
     </w:p>
     <w:p>
       <w:pPr>

--- a/pr-preview/pr-95/index-tracked-changes.docx
+++ b/pr-preview/pr-95/index-tracked-changes.docx
@@ -16,7 +16,7 @@
       </w:pPr>
       <w:del w:id="1" w:author="PR Preview" w:date="2026-01-01T00:00:00Z">
         <w:r>
-          <w:delText xml:space="preserve">Last modified: 2026-10-09 13:41:56 (PDT)</w:delText>
+          <w:delText xml:space="preserve">Last modified: 2026-10-16 00:14:28 (PDT)</w:delText>
         </w:r>
       </w:del>
     </w:p>
@@ -26,7 +26,7 @@
       </w:pPr>
       <w:ins w:id="2" w:author="PR Preview" w:date="2026-01-01T00:00:00Z">
         <w:r>
-          <w:t xml:space="preserve">Last modified: 2026-10-09 16:39:05 (PDT)</w:t>
+          <w:t xml:space="preserve">Last modified: 2026-10-16 00:09:51 (PDT)</w:t>
         </w:r>
       </w:ins>
     </w:p>
@@ -38,7 +38,7 @@
         <w:t xml:space="preserve">These notes collect the statistics that data science courses assume.</w:t>
       </w:r>
     </w:p>
-    <w:bookmarkStart w:id="24" w:name="topics"/>
+    <w:bookmarkStart w:id="28" w:name="topics"/>
     <w:p>
       <w:pPr>
         <w:pStyle w:val="Heading2"/>
@@ -279,7 +279,59 @@
         <w:t xml:space="preserve"> </w:t>
       </w:r>
       <w:r>
-        <w:t xml:space="preserve">with worked examples.</w:t>
+        <w:t xml:space="preserve">with worked examples;</w:t>
+      </w:r>
+    </w:p>
+    <w:p>
+      <w:pPr>
+        <w:pStyle w:val="Compact"/>
+        <w:numPr>
+          <w:ilvl w:val="0"/>
+          <w:numId w:val="1002"/>
+        </w:numPr>
+      </w:pPr>
+      <w:hyperlink r:id="rId15">
+        <w:r>
+          <w:rPr>
+            <w:rStyle w:val="Hyperlink"/>
+          </w:rPr>
+          <w:t xml:space="preserve">Properties of estimators</w:t>
+        </w:r>
+      </w:hyperlink>
+      <w:r>
+        <w:t xml:space="preserve">:</w:t>
+      </w:r>
+      <w:r>
+        <w:t xml:space="preserve"> </w:t>
+      </w:r>
+      <w:r>
+        <w:t xml:space="preserve">consistency, relative efficiency, and the Cramér–Rao lower bound.</w:t>
+      </w:r>
+    </w:p>
+    <w:p>
+      <w:pPr>
+        <w:pStyle w:val="Compact"/>
+        <w:numPr>
+          <w:ilvl w:val="0"/>
+          <w:numId w:val="1002"/>
+        </w:numPr>
+      </w:pPr>
+      <w:hyperlink r:id="rId16">
+        <w:r>
+          <w:rPr>
+            <w:rStyle w:val="Hyperlink"/>
+          </w:rPr>
+          <w:t xml:space="preserve">Sufficiency and the Rao–Blackwell theorem</w:t>
+        </w:r>
+      </w:hyperlink>
+      <w:r>
+        <w:t xml:space="preserve">:</w:t>
+      </w:r>
+      <w:r>
+        <w:t xml:space="preserve"> </w:t>
+      </w:r>
+      <w:r>
+        <w:t xml:space="preserve">sufficient statistics, the factorization theorem, and improving an unbiased estimator.</w:t>
       </w:r>
     </w:p>
     <w:p>
@@ -298,7 +350,7 @@
           <w:numId w:val="1003"/>
         </w:numPr>
       </w:pPr>
-      <w:hyperlink r:id="rId15">
+      <w:hyperlink r:id="rId17">
         <w:r>
           <w:rPr>
             <w:rStyle w:val="Hyperlink"/>
@@ -324,7 +376,7 @@
           <w:numId w:val="1003"/>
         </w:numPr>
       </w:pPr>
-      <w:hyperlink r:id="rId16">
+      <w:hyperlink r:id="rId18">
         <w:r>
           <w:rPr>
             <w:rStyle w:val="Hyperlink"/>
@@ -350,7 +402,7 @@
           <w:numId w:val="1003"/>
         </w:numPr>
       </w:pPr>
-      <w:hyperlink r:id="rId17">
+      <w:hyperlink r:id="rId19">
         <w:r>
           <w:rPr>
             <w:rStyle w:val="Hyperlink"/>
@@ -370,7 +422,7 @@
           <w:numId w:val="1003"/>
         </w:numPr>
       </w:pPr>
-      <w:hyperlink r:id="rId18">
+      <w:hyperlink r:id="rId20">
         <w:r>
           <w:rPr>
             <w:rStyle w:val="Hyperlink"/>
@@ -390,7 +442,77 @@
           <w:numId w:val="1003"/>
         </w:numPr>
       </w:pPr>
-      <w:hyperlink r:id="rId19">
+      <w:hyperlink r:id="rId21">
+        <w:r>
+          <w:rPr>
+            <w:rStyle w:val="Hyperlink"/>
+          </w:rPr>
+          <w:t xml:space="preserve">Permutation tests</w:t>
+        </w:r>
+      </w:hyperlink>
+      <w:r>
+        <w:t xml:space="preserve">:</w:t>
+      </w:r>
+      <w:r>
+        <w:t xml:space="preserve"> </w:t>
+      </w:r>
+      <w:r>
+        <w:t xml:space="preserve">exchangeability, the permutation distribution,</w:t>
+      </w:r>
+      <w:r>
+        <w:t xml:space="preserve"> </w:t>
+      </w:r>
+      <w:r>
+        <w:t xml:space="preserve">and exact and Monte Carlo permutation p-values;</w:t>
+      </w:r>
+    </w:p>
+    <w:p>
+      <w:pPr>
+        <w:pStyle w:val="Compact"/>
+        <w:numPr>
+          <w:ilvl w:val="0"/>
+          <w:numId w:val="1003"/>
+        </w:numPr>
+      </w:pPr>
+      <w:hyperlink r:id="rId22">
+        <w:r>
+          <w:rPr>
+            <w:rStyle w:val="Hyperlink"/>
+          </w:rPr>
+          <w:t xml:space="preserve">Multiple testing</w:t>
+        </w:r>
+      </w:hyperlink>
+      <w:r>
+        <w:t xml:space="preserve">:</w:t>
+      </w:r>
+      <w:r>
+        <w:t xml:space="preserve"> </w:t>
+      </w:r>
+      <w:r>
+        <w:t xml:space="preserve">the family-wise error rate, the false discovery rate,</w:t>
+      </w:r>
+      <w:r>
+        <w:t xml:space="preserve"> </w:t>
+      </w:r>
+      <w:r>
+        <w:t xml:space="preserve">the Bonferroni, Holm, and Benjamini–Hochberg procedures,</w:t>
+      </w:r>
+      <w:r>
+        <w:t xml:space="preserve"> </w:t>
+      </w:r>
+      <w:r>
+        <w:t xml:space="preserve">and adjusted p-values;</w:t>
+      </w:r>
+    </w:p>
+    <w:p>
+      <w:pPr>
+        <w:pStyle w:val="Compact"/>
+        <w:numPr>
+          <w:ilvl w:val="0"/>
+          <w:numId w:val="1003"/>
+        </w:numPr>
+      </w:pPr>
+      <w:hyperlink r:id="rId23">
         <w:r>
           <w:rPr>
             <w:rStyle w:val="Hyperlink"/>
@@ -433,7 +555,7 @@
           <w:numId w:val="1003"/>
         </w:numPr>
       </w:pPr>
-      <w:hyperlink r:id="rId20">
+      <w:hyperlink r:id="rId24">
         <w:r>
           <w:rPr>
             <w:rStyle w:val="Hyperlink"/>
@@ -473,7 +595,7 @@
           <w:numId w:val="1004"/>
         </w:numPr>
       </w:pPr>
-      <w:hyperlink r:id="rId21">
+      <w:hyperlink r:id="rId25">
         <w:r>
           <w:rPr>
             <w:rStyle w:val="Hyperlink"/>
@@ -499,7 +621,7 @@
           <w:numId w:val="1004"/>
         </w:numPr>
       </w:pPr>
-      <w:hyperlink r:id="rId22">
+      <w:hyperlink r:id="rId26">
         <w:r>
           <w:rPr>
             <w:rStyle w:val="Hyperlink"/>
@@ -531,7 +653,7 @@
           <w:numId w:val="1004"/>
         </w:numPr>
       </w:pPr>
-      <w:hyperlink r:id="rId23">
+      <w:hyperlink r:id="rId27">
         <w:r>
           <w:rPr>
             <w:rStyle w:val="Hyperlink"/>
@@ -555,13 +677,228 @@
         <w:t xml:space="preserve">and Bayesian model averaging.</w:t>
       </w:r>
     </w:p>
-    <w:bookmarkEnd w:id="24"/>
-    <w:bookmarkStart w:id="28" w:name="origin"/>
+    <w:bookmarkEnd w:id="28"/>
+    <w:bookmarkStart w:id="34" w:name="comparable-courses"/>
     <w:p>
       <w:pPr>
         <w:pStyle w:val="Heading2"/>
       </w:pPr>
       <w:r>
+        <w:t xml:space="preserve">Comparable courses</w:t>
+      </w:r>
+    </w:p>
+    <w:p>
+      <w:pPr>
+        <w:pStyle w:val="FirstParagraph"/>
+      </w:pPr>
+      <w:r>
+        <w:t xml:space="preserve">Stanford’s statistics department posts the materials of several courses</w:t>
+      </w:r>
+      <w:r>
+        <w:t xml:space="preserve"> </w:t>
+      </w:r>
+      <w:r>
+        <w:t xml:space="preserve">that cover the same inference topics at a more mathematical level:</w:t>
+      </w:r>
+    </w:p>
+    <w:p>
+      <w:pPr>
+        <w:pStyle w:val="Compact"/>
+        <w:numPr>
+          <w:ilvl w:val="0"/>
+          <w:numId w:val="1005"/>
+        </w:numPr>
+      </w:pPr>
+      <w:r>
+        <w:rPr>
+          <w:b/>
+          <w:bCs/>
+        </w:rPr>
+        <w:t xml:space="preserve">STATS 200</w:t>
+      </w:r>
+      <w:r>
+        <w:t xml:space="preserve">,</w:t>
+      </w:r>
+      <w:r>
+        <w:t xml:space="preserve"> </w:t>
+      </w:r>
+      <w:hyperlink r:id="rId29">
+        <w:r>
+          <w:rPr>
+            <w:rStyle w:val="Hyperlink"/>
+            <w:i/>
+            <w:iCs/>
+          </w:rPr>
+          <w:t xml:space="preserve">Introduction to Statistical Inference</w:t>
+        </w:r>
+      </w:hyperlink>
+      <w:r>
+        <w:t xml:space="preserve"> </w:t>
+      </w:r>
+      <w:r>
+        <w:t xml:space="preserve">(Zhou Fan, Autumn 2016): 29 lecture PDFs on testing, maximum likelihood, the bootstrap,</w:t>
+      </w:r>
+      <w:r>
+        <w:t xml:space="preserve"> </w:t>
+      </w:r>
+      <w:r>
+        <w:t xml:space="preserve">Bayesian analysis and regression, following Rice’s</w:t>
+      </w:r>
+      <w:r>
+        <w:t xml:space="preserve"> </w:t>
+      </w:r>
+      <w:r>
+        <w:rPr>
+          <w:i/>
+          <w:iCs/>
+        </w:rPr>
+        <w:t xml:space="preserve">Mathematical Statistics and Data Analysis</w:t>
+      </w:r>
+      <w:r>
+        <w:t xml:space="preserve">.</w:t>
+      </w:r>
+    </w:p>
+    <w:p>
+      <w:pPr>
+        <w:pStyle w:val="Compact"/>
+        <w:numPr>
+          <w:ilvl w:val="0"/>
+          <w:numId w:val="1005"/>
+        </w:numPr>
+      </w:pPr>
+      <w:r>
+        <w:rPr>
+          <w:b/>
+          <w:bCs/>
+        </w:rPr>
+        <w:t xml:space="preserve">STATS 300A</w:t>
+      </w:r>
+      <w:r>
+        <w:t xml:space="preserve">,</w:t>
+      </w:r>
+      <w:r>
+        <w:t xml:space="preserve"> </w:t>
+      </w:r>
+      <w:hyperlink r:id="rId30">
+        <w:r>
+          <w:rPr>
+            <w:rStyle w:val="Hyperlink"/>
+            <w:i/>
+            <w:iCs/>
+          </w:rPr>
+          <w:t xml:space="preserve">Theory of Statistics</w:t>
+        </w:r>
+      </w:hyperlink>
+      <w:r>
+        <w:t xml:space="preserve"> </w:t>
+      </w:r>
+      <w:r>
+        <w:t xml:space="preserve">(Andrea Montanari, Autumn 2018; see also</w:t>
+      </w:r>
+      <w:r>
+        <w:t xml:space="preserve"> </w:t>
+      </w:r>
+      <w:hyperlink r:id="rId31">
+        <w:r>
+          <w:rPr>
+            <w:rStyle w:val="Hyperlink"/>
+          </w:rPr>
+          <w:t xml:space="preserve">Lester Mackey’s 2015 scribed notes</w:t>
+        </w:r>
+      </w:hyperlink>
+      <w:r>
+        <w:t xml:space="preserve">):</w:t>
+      </w:r>
+      <w:r>
+        <w:t xml:space="preserve"> </w:t>
+      </w:r>
+      <w:r>
+        <w:t xml:space="preserve">finite-sample optimality, exponential families, and testing theory.</w:t>
+      </w:r>
+    </w:p>
+    <w:p>
+      <w:pPr>
+        <w:pStyle w:val="Compact"/>
+        <w:numPr>
+          <w:ilvl w:val="0"/>
+          <w:numId w:val="1005"/>
+        </w:numPr>
+      </w:pPr>
+      <w:r>
+        <w:rPr>
+          <w:b/>
+          <w:bCs/>
+        </w:rPr>
+        <w:t xml:space="preserve">STATS 300B</w:t>
+      </w:r>
+      <w:r>
+        <w:t xml:space="preserve">,</w:t>
+      </w:r>
+      <w:r>
+        <w:t xml:space="preserve"> </w:t>
+      </w:r>
+      <w:hyperlink r:id="rId32">
+        <w:r>
+          <w:rPr>
+            <w:rStyle w:val="Hyperlink"/>
+            <w:i/>
+            <w:iCs/>
+          </w:rPr>
+          <w:t xml:space="preserve">Theory of Statistics II</w:t>
+        </w:r>
+      </w:hyperlink>
+      <w:r>
+        <w:t xml:space="preserve"> </w:t>
+      </w:r>
+      <w:r>
+        <w:t xml:space="preserve">(John Duchi, Winter 2021): slides on asymptotic statistics and concentration.</w:t>
+      </w:r>
+    </w:p>
+    <w:p>
+      <w:pPr>
+        <w:pStyle w:val="Compact"/>
+        <w:numPr>
+          <w:ilvl w:val="0"/>
+          <w:numId w:val="1005"/>
+        </w:numPr>
+      </w:pPr>
+      <w:r>
+        <w:rPr>
+          <w:b/>
+          <w:bCs/>
+        </w:rPr>
+        <w:t xml:space="preserve">STATS 305B</w:t>
+      </w:r>
+      <w:r>
+        <w:t xml:space="preserve">,</w:t>
+      </w:r>
+      <w:r>
+        <w:t xml:space="preserve"> </w:t>
+      </w:r>
+      <w:hyperlink r:id="rId33">
+        <w:r>
+          <w:rPr>
+            <w:rStyle w:val="Hyperlink"/>
+            <w:i/>
+            <w:iCs/>
+          </w:rPr>
+          <w:t xml:space="preserve">Methods for Applied Statistics</w:t>
+        </w:r>
+      </w:hyperlink>
+      <w:r>
+        <w:t xml:space="preserve"> </w:t>
+      </w:r>
+      <w:r>
+        <w:t xml:space="preserve">(Jonathan Taylor): contingency tables, logistic regression and generalized linear models.</w:t>
+      </w:r>
+    </w:p>
+    <w:bookmarkEnd w:id="34"/>
+    <w:bookmarkStart w:id="38" w:name="origin"/>
+    <w:p>
+      <w:pPr>
+        <w:pStyle w:val="Heading2"/>
+      </w:pPr>
+      <w:r>
         <w:t xml:space="preserve">2 Origin</w:t>
       </w:r>
     </w:p>
@@ -575,7 +912,7 @@
       <w:r>
         <w:t xml:space="preserve"> </w:t>
       </w:r>
-      <w:hyperlink r:id="rId25">
+      <w:hyperlink r:id="rId35">
         <w:r>
           <w:rPr>
             <w:rStyle w:val="Hyperlink"/>
@@ -633,7 +970,7 @@
         <w:pStyle w:val="Compact"/>
         <w:numPr>
           <w:ilvl w:val="0"/>
-          <w:numId w:val="1005"/>
+          <w:numId w:val="1006"/>
         </w:numPr>
       </w:pPr>
       <w:r>
@@ -660,7 +997,7 @@
         <w:pStyle w:val="Compact"/>
         <w:numPr>
           <w:ilvl w:val="0"/>
-          <w:numId w:val="1005"/>
+          <w:numId w:val="1006"/>
         </w:numPr>
       </w:pPr>
       <w:r>
@@ -678,7 +1015,7 @@
         <w:pStyle w:val="Compact"/>
         <w:numPr>
           <w:ilvl w:val="0"/>
-          <w:numId w:val="1005"/>
+          <w:numId w:val="1006"/>
         </w:numPr>
       </w:pPr>
       <w:r>
@@ -825,7 +1162,7 @@
         <w:pStyle w:val="Compact"/>
         <w:numPr>
           <w:ilvl w:val="0"/>
-          <w:numId w:val="1005"/>
+          <w:numId w:val="1006"/>
         </w:numPr>
       </w:pPr>
       <w:r>
@@ -903,7 +1240,7 @@
         <w:pStyle w:val="Compact"/>
         <w:numPr>
           <w:ilvl w:val="0"/>
-          <w:numId w:val="1005"/>
+          <w:numId w:val="1006"/>
         </w:numPr>
       </w:pPr>
       <w:r>
@@ -980,7 +1317,7 @@
       <w:r>
         <w:t xml:space="preserve"> </w:t>
       </w:r>
-      <w:hyperlink r:id="rId26">
+      <w:hyperlink r:id="rId36">
         <w:r>
           <w:rPr>
             <w:rStyle w:val="Hyperlink"/>
@@ -997,7 +1334,7 @@
       <w:r>
         <w:t xml:space="preserve"> </w:t>
       </w:r>
-      <w:hyperlink r:id="rId27">
+      <w:hyperlink r:id="rId37">
         <w:r>
           <w:rPr>
             <w:rStyle w:val="Hyperlink"/>
@@ -1018,8 +1355,8 @@
         <w:t xml:space="preserve">which are the canonical home for the probability and mathematics appendices of rme.</w:t>
       </w:r>
     </w:p>
-    <w:bookmarkEnd w:id="28"/>
-    <w:bookmarkStart w:id="29" w:name="using-these-notes-in-another-site"/>
+    <w:bookmarkEnd w:id="38"/>
+    <w:bookmarkStart w:id="39" w:name="using-these-notes-in-another-site"/>
     <w:p>
       <w:pPr>
         <w:pStyle w:val="Heading2"/>
@@ -1170,7 +1507,7 @@
         <w:t xml:space="preserve">.</w:t>
       </w:r>
     </w:p>
-    <w:bookmarkEnd w:id="29"/>
+    <w:bookmarkEnd w:id="39"/>
     <w:sectPr>
       <w:footnotePr>
         <w:numRestart w:val="eachSect"/>
@@ -1400,6 +1737,9 @@
     <w:abstractNumId w:val="991"/>
   </w:num>
   <w:num w:numId="1005">
+    <w:abstractNumId w:val="991"/>
+  </w:num>
+  <w:num w:numId="1006">
     <w:abstractNumId w:val="991"/>
   </w:num>
 </w:numbering>
